--- a/피드백 기반 수정 보고서.docx
+++ b/피드백 기반 수정 보고서.docx
@@ -13,20 +13,20 @@
       </w:r>
     </w:p>
     <w:p/>
-    <w:p>
-      <w:pPr>
-        <w:rPr>
-          <w:rFonts w:hint="eastAsia"/>
-        </w:rPr>
-      </w:pPr>
-    </w:p>
-    <w:p>
-      <w:r>
-        <w:rPr>
-          <w:b/>
-          <w:bCs/>
-        </w:rPr>
-        <w:t>## 1. AI 모델 선정: 대형 상용 모델(LLM) 배제 및 오픈소스 SLM 도입</w:t>
+    <w:p/>
+    <w:p>
+      <w:pPr>
+        <w:rPr>
+          <w:b/>
+          <w:bCs/>
+        </w:rPr>
+      </w:pPr>
+      <w:r>
+        <w:rPr>
+          <w:b/>
+          <w:bCs/>
+        </w:rPr>
+        <w:t>1. AI 모델 선정: 대형 상용 모델 배제 및 오픈소스 Gemma 2 2B 채택</w:t>
       </w:r>
     </w:p>
     <w:p>
@@ -34,19 +34,27 @@
         <w:pStyle w:val="a6"/>
         <w:numPr>
           <w:ilvl w:val="0"/>
-          <w:numId w:val="1"/>
+          <w:numId w:val="9"/>
         </w:numPr>
       </w:pPr>
       <w:r>
-        <w:t>로컬/</w:t>
+        <w:t xml:space="preserve">수업 제약을 충족하며 무료 </w:t>
       </w:r>
       <w:proofErr w:type="spellStart"/>
       <w:r>
-        <w:t>폐쇄망</w:t>
+        <w:t>티어</w:t>
       </w:r>
       <w:proofErr w:type="spellEnd"/>
       <w:r>
-        <w:t>(On-Premise) 환경에서도 독립적으로 구축 가능한 오픈소스 기반의 경량 언어 모델(SLM, Qwen-3B-Instruct 모델 등) 채택</w:t>
+        <w:t xml:space="preserve"> 내 운영(</w:t>
+      </w:r>
+      <w:proofErr w:type="spellStart"/>
+      <w:r>
+        <w:t>HuggingFace</w:t>
+      </w:r>
+      <w:proofErr w:type="spellEnd"/>
+      <w:r>
+        <w:t xml:space="preserve"> Inference API)이 가능한 구글(Google)의 오픈소스 기반 경량 언어 모델인 Gemma 2 2B 채택</w:t>
       </w:r>
     </w:p>
     <w:p>
@@ -54,22 +62,19 @@
         <w:pStyle w:val="a6"/>
         <w:numPr>
           <w:ilvl w:val="0"/>
-          <w:numId w:val="1"/>
+          <w:numId w:val="9"/>
         </w:numPr>
-        <w:rPr>
-          <w:rFonts w:hint="eastAsia"/>
-        </w:rPr>
-      </w:pPr>
-      <w:r>
-        <w:t xml:space="preserve">파라미터가 적은 SLM은 연산 속도가 빠르고 가벼워 실시간 </w:t>
+      </w:pPr>
+      <w:r>
+        <w:t xml:space="preserve">컨텍스트 윈도우 8K 제약의 전략적 활용: 식물 도감 전체 데이터는 수만 토큰에 달해 모델에 직접 주입 시 8K를 초과. 이러한 제약은 오히려 전체 데이터를 무작정 주입하는 대신 RAG를 통해 관련 </w:t>
       </w:r>
       <w:proofErr w:type="spellStart"/>
       <w:r>
-        <w:t>챗봇</w:t>
+        <w:t>청크</w:t>
       </w:r>
       <w:proofErr w:type="spellEnd"/>
       <w:r>
-        <w:t xml:space="preserve"> 서버의 응답 속도(Latency)를 보장</w:t>
+        <w:t xml:space="preserve"> 3개(약 600토큰)만 추출해 주입하는 최적화된 아키텍처를 자연스럽게 정당화하는 강점으로 작용</w:t>
       </w:r>
     </w:p>
     <w:p/>
@@ -202,11 +207,6 @@
       </w:r>
     </w:p>
     <w:p>
-      <w:pPr>
-        <w:rPr>
-          <w:rFonts w:hint="eastAsia"/>
-        </w:rPr>
-      </w:pPr>
       <w:r>
         <w:t xml:space="preserve">RAG의 검색 단계에서 추출하는 문서의 수(Top-K)를 3으로 </w:t>
       </w:r>
@@ -314,29 +314,17 @@
       </w:r>
     </w:p>
     <w:p/>
-    <w:p>
-      <w:pPr>
-        <w:rPr>
-          <w:rFonts w:hint="eastAsia"/>
-        </w:rPr>
-      </w:pPr>
-    </w:p>
-    <w:p>
-      <w:r>
-        <w:rPr>
-          <w:b/>
-          <w:bCs/>
-        </w:rPr>
-        <w:lastRenderedPageBreak/>
+    <w:p/>
+    <w:p>
+      <w:r>
+        <w:rPr>
+          <w:b/>
+          <w:bCs/>
+        </w:rPr>
         <w:t>## 4. Intent Routing (Fast-Track) 라우팅 기준 및 DB 분리</w:t>
       </w:r>
     </w:p>
     <w:p>
-      <w:pPr>
-        <w:rPr>
-          <w:rFonts w:hint="eastAsia"/>
-        </w:rPr>
-      </w:pPr>
       <w:r>
         <w:t>모든 유저 메시지를 AI 모델(3초 소요)에 넘기면 서버 과부하가 발생. 이를 막기 위해 파이썬 정규식으로 의도를 파악하는 Fast-Track 우회 회로를 뷰(`views.py`) 단에 설계</w:t>
       </w:r>
@@ -393,11 +381,11 @@
       </w:r>
       <w:proofErr w:type="spellEnd"/>
       <w:r>
-        <w:t>)가 아닌 일반 관계형 DB(SQLite)의 `C</w:t>
+        <w:t>)가 아닌 일반 관계형 DB(SQLite)의 `</w:t>
       </w:r>
       <w:proofErr w:type="spellStart"/>
       <w:r>
-        <w:t>areRecord</w:t>
+        <w:t>CareRecord</w:t>
       </w:r>
       <w:proofErr w:type="spellEnd"/>
       <w:r>
@@ -442,11 +430,6 @@
       </w:r>
     </w:p>
     <w:p>
-      <w:pPr>
-        <w:rPr>
-          <w:rFonts w:hint="eastAsia"/>
-        </w:rPr>
-      </w:pPr>
       <w:proofErr w:type="spellStart"/>
       <w:r>
         <w:t>챗봇이</w:t>
@@ -563,11 +546,6 @@
       </w:r>
     </w:p>
     <w:p>
-      <w:pPr>
-        <w:rPr>
-          <w:rFonts w:hint="eastAsia"/>
-        </w:rPr>
-      </w:pPr>
       <w:r>
         <w:rPr>
           <w:b/>
@@ -664,6 +642,7 @@
           <w:b/>
           <w:bCs/>
         </w:rPr>
+        <w:lastRenderedPageBreak/>
         <w:t>더위 (28도 이상):</w:t>
       </w:r>
       <w:r>
@@ -732,7 +711,6 @@
           <w:b/>
           <w:bCs/>
         </w:rPr>
-        <w:lastRenderedPageBreak/>
         <w:t>이슬비 (Drizzle):</w:t>
       </w:r>
       <w:r>
@@ -773,11 +751,6 @@
       </w:r>
     </w:p>
     <w:p>
-      <w:pPr>
-        <w:rPr>
-          <w:rFonts w:hint="eastAsia"/>
-        </w:rPr>
-      </w:pPr>
       <w:r>
         <w:t>식물 등록 시점 및 물주기 완료 시점에 이 연산이 0.1초 만에 백그라운드에서 실행되어 캘린더 일정을 실시간으로 재조정</w:t>
       </w:r>
@@ -793,11 +766,6 @@
       </w:r>
     </w:p>
     <w:p>
-      <w:pPr>
-        <w:rPr>
-          <w:rFonts w:hint="eastAsia"/>
-        </w:rPr>
-      </w:pPr>
       <w:r>
         <w:t>향후 상용 서비스 배포를 위한 아키텍처 고도화 계획</w:t>
       </w:r>
@@ -1105,6 +1073,267 @@
     </w:lvl>
   </w:abstractNum>
   <w:abstractNum w:abstractNumId="2" w15:restartNumberingAfterBreak="0">
+    <w:nsid w:val="233A21B9"/>
+    <w:multiLevelType w:val="multilevel"/>
+    <w:tmpl w:val="DBF61568"/>
+    <w:lvl w:ilvl="0">
+      <w:start w:val="1"/>
+      <w:numFmt w:val="bullet"/>
+      <w:lvlText w:val=""/>
+      <w:lvlJc w:val="left"/>
+      <w:pPr>
+        <w:tabs>
+          <w:tab w:val="num" w:pos="720"/>
+        </w:tabs>
+        <w:ind w:left="720" w:hanging="360"/>
+      </w:pPr>
+      <w:rPr>
+        <w:rFonts w:ascii="Symbol" w:hAnsi="Symbol" w:hint="default"/>
+        <w:sz w:val="20"/>
+      </w:rPr>
+    </w:lvl>
+    <w:lvl w:ilvl="1" w:tentative="1">
+      <w:start w:val="1"/>
+      <w:numFmt w:val="bullet"/>
+      <w:lvlText w:val="o"/>
+      <w:lvlJc w:val="left"/>
+      <w:pPr>
+        <w:tabs>
+          <w:tab w:val="num" w:pos="1440"/>
+        </w:tabs>
+        <w:ind w:left="1440" w:hanging="360"/>
+      </w:pPr>
+      <w:rPr>
+        <w:rFonts w:ascii="Courier New" w:hAnsi="Courier New" w:hint="default"/>
+        <w:sz w:val="20"/>
+      </w:rPr>
+    </w:lvl>
+    <w:lvl w:ilvl="2" w:tentative="1">
+      <w:start w:val="1"/>
+      <w:numFmt w:val="bullet"/>
+      <w:lvlText w:val=""/>
+      <w:lvlJc w:val="left"/>
+      <w:pPr>
+        <w:tabs>
+          <w:tab w:val="num" w:pos="2160"/>
+        </w:tabs>
+        <w:ind w:left="2160" w:hanging="360"/>
+      </w:pPr>
+      <w:rPr>
+        <w:rFonts w:ascii="Wingdings" w:hAnsi="Wingdings" w:hint="default"/>
+        <w:sz w:val="20"/>
+      </w:rPr>
+    </w:lvl>
+    <w:lvl w:ilvl="3" w:tentative="1">
+      <w:start w:val="1"/>
+      <w:numFmt w:val="bullet"/>
+      <w:lvlText w:val=""/>
+      <w:lvlJc w:val="left"/>
+      <w:pPr>
+        <w:tabs>
+          <w:tab w:val="num" w:pos="2880"/>
+        </w:tabs>
+        <w:ind w:left="2880" w:hanging="360"/>
+      </w:pPr>
+      <w:rPr>
+        <w:rFonts w:ascii="Wingdings" w:hAnsi="Wingdings" w:hint="default"/>
+        <w:sz w:val="20"/>
+      </w:rPr>
+    </w:lvl>
+    <w:lvl w:ilvl="4" w:tentative="1">
+      <w:start w:val="1"/>
+      <w:numFmt w:val="bullet"/>
+      <w:lvlText w:val=""/>
+      <w:lvlJc w:val="left"/>
+      <w:pPr>
+        <w:tabs>
+          <w:tab w:val="num" w:pos="3600"/>
+        </w:tabs>
+        <w:ind w:left="3600" w:hanging="360"/>
+      </w:pPr>
+      <w:rPr>
+        <w:rFonts w:ascii="Wingdings" w:hAnsi="Wingdings" w:hint="default"/>
+        <w:sz w:val="20"/>
+      </w:rPr>
+    </w:lvl>
+    <w:lvl w:ilvl="5" w:tentative="1">
+      <w:start w:val="1"/>
+      <w:numFmt w:val="bullet"/>
+      <w:lvlText w:val=""/>
+      <w:lvlJc w:val="left"/>
+      <w:pPr>
+        <w:tabs>
+          <w:tab w:val="num" w:pos="4320"/>
+        </w:tabs>
+        <w:ind w:left="4320" w:hanging="360"/>
+      </w:pPr>
+      <w:rPr>
+        <w:rFonts w:ascii="Wingdings" w:hAnsi="Wingdings" w:hint="default"/>
+        <w:sz w:val="20"/>
+      </w:rPr>
+    </w:lvl>
+    <w:lvl w:ilvl="6" w:tentative="1">
+      <w:start w:val="1"/>
+      <w:numFmt w:val="bullet"/>
+      <w:lvlText w:val=""/>
+      <w:lvlJc w:val="left"/>
+      <w:pPr>
+        <w:tabs>
+          <w:tab w:val="num" w:pos="5040"/>
+        </w:tabs>
+        <w:ind w:left="5040" w:hanging="360"/>
+      </w:pPr>
+      <w:rPr>
+        <w:rFonts w:ascii="Wingdings" w:hAnsi="Wingdings" w:hint="default"/>
+        <w:sz w:val="20"/>
+      </w:rPr>
+    </w:lvl>
+    <w:lvl w:ilvl="7" w:tentative="1">
+      <w:start w:val="1"/>
+      <w:numFmt w:val="bullet"/>
+      <w:lvlText w:val=""/>
+      <w:lvlJc w:val="left"/>
+      <w:pPr>
+        <w:tabs>
+          <w:tab w:val="num" w:pos="5760"/>
+        </w:tabs>
+        <w:ind w:left="5760" w:hanging="360"/>
+      </w:pPr>
+      <w:rPr>
+        <w:rFonts w:ascii="Wingdings" w:hAnsi="Wingdings" w:hint="default"/>
+        <w:sz w:val="20"/>
+      </w:rPr>
+    </w:lvl>
+    <w:lvl w:ilvl="8" w:tentative="1">
+      <w:start w:val="1"/>
+      <w:numFmt w:val="bullet"/>
+      <w:lvlText w:val=""/>
+      <w:lvlJc w:val="left"/>
+      <w:pPr>
+        <w:tabs>
+          <w:tab w:val="num" w:pos="6480"/>
+        </w:tabs>
+        <w:ind w:left="6480" w:hanging="360"/>
+      </w:pPr>
+      <w:rPr>
+        <w:rFonts w:ascii="Wingdings" w:hAnsi="Wingdings" w:hint="default"/>
+        <w:sz w:val="20"/>
+      </w:rPr>
+    </w:lvl>
+  </w:abstractNum>
+  <w:abstractNum w:abstractNumId="3" w15:restartNumberingAfterBreak="0">
+    <w:nsid w:val="2E1C1888"/>
+    <w:multiLevelType w:val="hybridMultilevel"/>
+    <w:tmpl w:val="F5961EFC"/>
+    <w:lvl w:ilvl="0" w:tplc="F2041BC4">
+      <w:numFmt w:val="bullet"/>
+      <w:lvlText w:val="-"/>
+      <w:lvlJc w:val="left"/>
+      <w:pPr>
+        <w:ind w:left="880" w:hanging="440"/>
+      </w:pPr>
+      <w:rPr>
+        <w:rFonts w:ascii="맑은 고딕" w:eastAsia="맑은 고딕" w:hAnsi="맑은 고딕" w:cstheme="minorBidi" w:hint="eastAsia"/>
+      </w:rPr>
+    </w:lvl>
+    <w:lvl w:ilvl="1" w:tplc="04090003" w:tentative="1">
+      <w:start w:val="1"/>
+      <w:numFmt w:val="bullet"/>
+      <w:lvlText w:val=""/>
+      <w:lvlJc w:val="left"/>
+      <w:pPr>
+        <w:ind w:left="1320" w:hanging="440"/>
+      </w:pPr>
+      <w:rPr>
+        <w:rFonts w:ascii="Wingdings" w:hAnsi="Wingdings" w:hint="default"/>
+      </w:rPr>
+    </w:lvl>
+    <w:lvl w:ilvl="2" w:tplc="04090005" w:tentative="1">
+      <w:start w:val="1"/>
+      <w:numFmt w:val="bullet"/>
+      <w:lvlText w:val=""/>
+      <w:lvlJc w:val="left"/>
+      <w:pPr>
+        <w:ind w:left="1760" w:hanging="440"/>
+      </w:pPr>
+      <w:rPr>
+        <w:rFonts w:ascii="Wingdings" w:hAnsi="Wingdings" w:hint="default"/>
+      </w:rPr>
+    </w:lvl>
+    <w:lvl w:ilvl="3" w:tplc="04090001" w:tentative="1">
+      <w:start w:val="1"/>
+      <w:numFmt w:val="bullet"/>
+      <w:lvlText w:val=""/>
+      <w:lvlJc w:val="left"/>
+      <w:pPr>
+        <w:ind w:left="2200" w:hanging="440"/>
+      </w:pPr>
+      <w:rPr>
+        <w:rFonts w:ascii="Wingdings" w:hAnsi="Wingdings" w:hint="default"/>
+      </w:rPr>
+    </w:lvl>
+    <w:lvl w:ilvl="4" w:tplc="04090003" w:tentative="1">
+      <w:start w:val="1"/>
+      <w:numFmt w:val="bullet"/>
+      <w:lvlText w:val=""/>
+      <w:lvlJc w:val="left"/>
+      <w:pPr>
+        <w:ind w:left="2640" w:hanging="440"/>
+      </w:pPr>
+      <w:rPr>
+        <w:rFonts w:ascii="Wingdings" w:hAnsi="Wingdings" w:hint="default"/>
+      </w:rPr>
+    </w:lvl>
+    <w:lvl w:ilvl="5" w:tplc="04090005" w:tentative="1">
+      <w:start w:val="1"/>
+      <w:numFmt w:val="bullet"/>
+      <w:lvlText w:val=""/>
+      <w:lvlJc w:val="left"/>
+      <w:pPr>
+        <w:ind w:left="3080" w:hanging="440"/>
+      </w:pPr>
+      <w:rPr>
+        <w:rFonts w:ascii="Wingdings" w:hAnsi="Wingdings" w:hint="default"/>
+      </w:rPr>
+    </w:lvl>
+    <w:lvl w:ilvl="6" w:tplc="04090001" w:tentative="1">
+      <w:start w:val="1"/>
+      <w:numFmt w:val="bullet"/>
+      <w:lvlText w:val=""/>
+      <w:lvlJc w:val="left"/>
+      <w:pPr>
+        <w:ind w:left="3520" w:hanging="440"/>
+      </w:pPr>
+      <w:rPr>
+        <w:rFonts w:ascii="Wingdings" w:hAnsi="Wingdings" w:hint="default"/>
+      </w:rPr>
+    </w:lvl>
+    <w:lvl w:ilvl="7" w:tplc="04090003" w:tentative="1">
+      <w:start w:val="1"/>
+      <w:numFmt w:val="bullet"/>
+      <w:lvlText w:val=""/>
+      <w:lvlJc w:val="left"/>
+      <w:pPr>
+        <w:ind w:left="3960" w:hanging="440"/>
+      </w:pPr>
+      <w:rPr>
+        <w:rFonts w:ascii="Wingdings" w:hAnsi="Wingdings" w:hint="default"/>
+      </w:rPr>
+    </w:lvl>
+    <w:lvl w:ilvl="8" w:tplc="04090005" w:tentative="1">
+      <w:start w:val="1"/>
+      <w:numFmt w:val="bullet"/>
+      <w:lvlText w:val=""/>
+      <w:lvlJc w:val="left"/>
+      <w:pPr>
+        <w:ind w:left="4400" w:hanging="440"/>
+      </w:pPr>
+      <w:rPr>
+        <w:rFonts w:ascii="Wingdings" w:hAnsi="Wingdings" w:hint="default"/>
+      </w:rPr>
+    </w:lvl>
+  </w:abstractNum>
+  <w:abstractNum w:abstractNumId="4" w15:restartNumberingAfterBreak="0">
     <w:nsid w:val="6082182B"/>
     <w:multiLevelType w:val="hybridMultilevel"/>
     <w:tmpl w:val="52A4DA92"/>
@@ -1216,7 +1445,7 @@
       </w:rPr>
     </w:lvl>
   </w:abstractNum>
-  <w:abstractNum w:abstractNumId="3" w15:restartNumberingAfterBreak="0">
+  <w:abstractNum w:abstractNumId="5" w15:restartNumberingAfterBreak="0">
     <w:nsid w:val="69425E2F"/>
     <w:multiLevelType w:val="hybridMultilevel"/>
     <w:tmpl w:val="2EFE4FEE"/>
@@ -1328,7 +1557,7 @@
       </w:rPr>
     </w:lvl>
   </w:abstractNum>
-  <w:abstractNum w:abstractNumId="4" w15:restartNumberingAfterBreak="0">
+  <w:abstractNum w:abstractNumId="6" w15:restartNumberingAfterBreak="0">
     <w:nsid w:val="74326622"/>
     <w:multiLevelType w:val="hybridMultilevel"/>
     <w:tmpl w:val="50DA3664"/>
@@ -1440,7 +1669,7 @@
       </w:rPr>
     </w:lvl>
   </w:abstractNum>
-  <w:abstractNum w:abstractNumId="5" w15:restartNumberingAfterBreak="0">
+  <w:abstractNum w:abstractNumId="7" w15:restartNumberingAfterBreak="0">
     <w:nsid w:val="774B4D7A"/>
     <w:multiLevelType w:val="hybridMultilevel"/>
     <w:tmpl w:val="97A29E70"/>
@@ -1552,7 +1781,7 @@
       </w:rPr>
     </w:lvl>
   </w:abstractNum>
-  <w:abstractNum w:abstractNumId="6" w15:restartNumberingAfterBreak="0">
+  <w:abstractNum w:abstractNumId="8" w15:restartNumberingAfterBreak="0">
     <w:nsid w:val="78F10126"/>
     <w:multiLevelType w:val="hybridMultilevel"/>
     <w:tmpl w:val="B8FAC5DC"/>
@@ -1665,25 +1894,31 @@
     </w:lvl>
   </w:abstractNum>
   <w:num w:numId="1" w16cid:durableId="553204115">
-    <w:abstractNumId w:val="6"/>
+    <w:abstractNumId w:val="8"/>
   </w:num>
   <w:num w:numId="2" w16cid:durableId="847066381">
-    <w:abstractNumId w:val="3"/>
+    <w:abstractNumId w:val="5"/>
   </w:num>
   <w:num w:numId="3" w16cid:durableId="1106198549">
     <w:abstractNumId w:val="1"/>
   </w:num>
   <w:num w:numId="4" w16cid:durableId="474877248">
-    <w:abstractNumId w:val="4"/>
+    <w:abstractNumId w:val="6"/>
   </w:num>
   <w:num w:numId="5" w16cid:durableId="1653824254">
     <w:abstractNumId w:val="0"/>
   </w:num>
   <w:num w:numId="6" w16cid:durableId="594241555">
-    <w:abstractNumId w:val="5"/>
+    <w:abstractNumId w:val="7"/>
   </w:num>
   <w:num w:numId="7" w16cid:durableId="430127566">
+    <w:abstractNumId w:val="4"/>
+  </w:num>
+  <w:num w:numId="8" w16cid:durableId="1256789667">
     <w:abstractNumId w:val="2"/>
+  </w:num>
+  <w:num w:numId="9" w16cid:durableId="43718774">
+    <w:abstractNumId w:val="3"/>
   </w:num>
 </w:numbering>
 </file>
